--- a/posts/biasvariance/index.docx
+++ b/posts/biasvariance/index.docx
@@ -52,7 +52,7 @@
         </w:p>
       </w:sdtContent>
     </w:sdt>
-    <w:bookmarkStart w:id="20" w:name="introduction"/>
+    <w:bookmarkStart w:id="9" w:name="introduction"/>
     <w:p>
       <w:pPr>
         <w:pStyle w:val="Heading2"/>
@@ -182,8 +182,8 @@
         <w:t xml:space="preserve">.</w:t>
       </w:r>
     </w:p>
-    <w:bookmarkEnd w:id="20"/>
-    <w:bookmarkStart w:id="21" w:name="mathematical-derivation"/>
+    <w:bookmarkEnd w:id="9"/>
+    <w:bookmarkStart w:id="10" w:name="mathematical-derivation"/>
     <w:p>
       <w:pPr>
         <w:pStyle w:val="Heading2"/>
@@ -206,19 +206,21 @@
         <m:r>
           <m:t>f</m:t>
         </m:r>
-        <m:d>
-          <m:dPr>
-            <m:begChr m:val="("/>
-            <m:sepChr m:val=""/>
-            <m:endChr m:val=")"/>
-            <m:grow/>
-          </m:dPr>
-          <m:e>
-            <m:r>
-              <m:t>x</m:t>
-            </m:r>
-          </m:e>
-        </m:d>
+        <m:r>
+          <m:rPr>
+            <m:sty m:val="p"/>
+          </m:rPr>
+          <m:t>(</m:t>
+        </m:r>
+        <m:r>
+          <m:t>x</m:t>
+        </m:r>
+        <m:r>
+          <m:rPr>
+            <m:sty m:val="p"/>
+          </m:rPr>
+          <m:t>)</m:t>
+        </m:r>
       </m:oMath>
       <w:r>
         <w:t xml:space="preserve"> </w:t>
@@ -240,19 +242,21 @@
             </m:r>
           </m:e>
         </m:acc>
-        <m:d>
-          <m:dPr>
-            <m:begChr m:val="("/>
-            <m:sepChr m:val=""/>
-            <m:endChr m:val=")"/>
-            <m:grow/>
-          </m:dPr>
-          <m:e>
-            <m:r>
-              <m:t>x</m:t>
-            </m:r>
-          </m:e>
-        </m:d>
+        <m:r>
+          <m:rPr>
+            <m:sty m:val="p"/>
+          </m:rPr>
+          <m:t>(</m:t>
+        </m:r>
+        <m:r>
+          <m:t>x</m:t>
+        </m:r>
+        <m:r>
+          <m:rPr>
+            <m:sty m:val="p"/>
+          </m:rPr>
+          <m:t>)</m:t>
+        </m:r>
       </m:oMath>
       <w:r>
         <w:t xml:space="preserve"> </w:t>
@@ -286,19 +290,21 @@
         <m:r>
           <m:t>f</m:t>
         </m:r>
-        <m:d>
-          <m:dPr>
-            <m:begChr m:val="("/>
-            <m:sepChr m:val=""/>
-            <m:endChr m:val=")"/>
-            <m:grow/>
-          </m:dPr>
-          <m:e>
-            <m:r>
-              <m:t>x</m:t>
-            </m:r>
-          </m:e>
-        </m:d>
+        <m:r>
+          <m:rPr>
+            <m:sty m:val="p"/>
+          </m:rPr>
+          <m:t>(</m:t>
+        </m:r>
+        <m:r>
+          <m:t>x</m:t>
+        </m:r>
+        <m:r>
+          <m:rPr>
+            <m:sty m:val="p"/>
+          </m:rPr>
+          <m:t>)</m:t>
+        </m:r>
       </m:oMath>
       <w:r>
         <w:t xml:space="preserve"> </w:t>
@@ -326,19 +332,21 @@
             </m:r>
           </m:e>
         </m:acc>
-        <m:d>
-          <m:dPr>
-            <m:begChr m:val="("/>
-            <m:sepChr m:val=""/>
-            <m:endChr m:val=")"/>
-            <m:grow/>
-          </m:dPr>
-          <m:e>
-            <m:r>
-              <m:t>x</m:t>
-            </m:r>
-          </m:e>
-        </m:d>
+        <m:r>
+          <m:rPr>
+            <m:sty m:val="p"/>
+          </m:rPr>
+          <m:t>(</m:t>
+        </m:r>
+        <m:r>
+          <m:t>x</m:t>
+        </m:r>
+        <m:r>
+          <m:rPr>
+            <m:sty m:val="p"/>
+          </m:rPr>
+          <m:t>)</m:t>
+        </m:r>
       </m:oMath>
       <w:r>
         <w:t xml:space="preserve"> </w:t>
@@ -363,212 +371,41 @@
         </m:r>
         <m:r>
           <m:rPr>
-            <m:sty m:val="p"/>
             <m:scr m:val="double-struck"/>
+            <m:sty m:val="p"/>
           </m:rPr>
           <m:t>E</m:t>
         </m:r>
-        <m:d>
-          <m:dPr>
-            <m:begChr m:val="["/>
-            <m:sepChr m:val=""/>
-            <m:endChr m:val="]"/>
-            <m:grow/>
-          </m:dPr>
-          <m:e>
-            <m:d>
-              <m:dPr>
-                <m:begChr m:val="("/>
-                <m:sepChr m:val=""/>
-                <m:endChr m:val=")"/>
-                <m:grow/>
-              </m:dPr>
-              <m:e>
-                <m:r>
-                  <m:t>f</m:t>
-                </m:r>
-                <m:d>
-                  <m:dPr>
-                    <m:begChr m:val="("/>
-                    <m:sepChr m:val=""/>
-                    <m:endChr m:val=")"/>
-                    <m:grow/>
-                  </m:dPr>
-                  <m:e>
-                    <m:r>
-                      <m:t>x</m:t>
-                    </m:r>
-                  </m:e>
-                </m:d>
-                <m:r>
-                  <m:rPr>
-                    <m:sty m:val="p"/>
-                  </m:rPr>
-                  <m:t>−</m:t>
-                </m:r>
-                <m:r>
-                  <m:rPr>
-                    <m:sty m:val="p"/>
-                    <m:scr m:val="double-struck"/>
-                  </m:rPr>
-                  <m:t>E</m:t>
-                </m:r>
-                <m:d>
-                  <m:dPr>
-                    <m:begChr m:val="["/>
-                    <m:sepChr m:val=""/>
-                    <m:endChr m:val="]"/>
-                    <m:grow/>
-                  </m:dPr>
-                  <m:e>
-                    <m:acc>
-                      <m:accPr>
-                        <m:chr m:val="̂"/>
-                      </m:accPr>
-                      <m:e>
-                        <m:r>
-                          <m:t>f</m:t>
-                        </m:r>
-                      </m:e>
-                    </m:acc>
-                    <m:d>
-                      <m:dPr>
-                        <m:begChr m:val="("/>
-                        <m:sepChr m:val=""/>
-                        <m:endChr m:val=")"/>
-                        <m:grow/>
-                      </m:dPr>
-                      <m:e>
-                        <m:r>
-                          <m:t>x</m:t>
-                        </m:r>
-                      </m:e>
-                    </m:d>
-                  </m:e>
-                </m:d>
-              </m:e>
-            </m:d>
-            <m:d>
-              <m:dPr>
-                <m:begChr m:val="("/>
-                <m:sepChr m:val=""/>
-                <m:endChr m:val=")"/>
-                <m:grow/>
-              </m:dPr>
-              <m:e>
-                <m:r>
-                  <m:rPr>
-                    <m:sty m:val="p"/>
-                    <m:scr m:val="double-struck"/>
-                  </m:rPr>
-                  <m:t>E</m:t>
-                </m:r>
-                <m:d>
-                  <m:dPr>
-                    <m:begChr m:val="["/>
-                    <m:sepChr m:val=""/>
-                    <m:endChr m:val="]"/>
-                    <m:grow/>
-                  </m:dPr>
-                  <m:e>
-                    <m:acc>
-                      <m:accPr>
-                        <m:chr m:val="̂"/>
-                      </m:accPr>
-                      <m:e>
-                        <m:r>
-                          <m:t>f</m:t>
-                        </m:r>
-                      </m:e>
-                    </m:acc>
-                    <m:d>
-                      <m:dPr>
-                        <m:begChr m:val="("/>
-                        <m:sepChr m:val=""/>
-                        <m:endChr m:val=")"/>
-                        <m:grow/>
-                      </m:dPr>
-                      <m:e>
-                        <m:r>
-                          <m:t>x</m:t>
-                        </m:r>
-                      </m:e>
-                    </m:d>
-                  </m:e>
-                </m:d>
-                <m:r>
-                  <m:rPr>
-                    <m:sty m:val="p"/>
-                  </m:rPr>
-                  <m:t>−</m:t>
-                </m:r>
-                <m:acc>
-                  <m:accPr>
-                    <m:chr m:val="̂"/>
-                  </m:accPr>
-                  <m:e>
-                    <m:r>
-                      <m:t>f</m:t>
-                    </m:r>
-                  </m:e>
-                </m:acc>
-                <m:d>
-                  <m:dPr>
-                    <m:begChr m:val="("/>
-                    <m:sepChr m:val=""/>
-                    <m:endChr m:val=")"/>
-                    <m:grow/>
-                  </m:dPr>
-                  <m:e>
-                    <m:r>
-                      <m:t>x</m:t>
-                    </m:r>
-                  </m:e>
-                </m:d>
-              </m:e>
-            </m:d>
-          </m:e>
-        </m:d>
-      </m:oMath>
-      <w:r>
-        <w:t xml:space="preserve">,</w:t>
-      </w:r>
-      <w:r>
-        <w:t xml:space="preserve"> </w:t>
-      </w:r>
-      <w:r>
-        <w:rPr>
-          <w:b/>
-          <w:bCs/>
-        </w:rPr>
-        <w:t xml:space="preserve">vanishes</w:t>
-      </w:r>
-      <w:r>
-        <w:t xml:space="preserve"> </w:t>
-      </w:r>
-      <w:r>
-        <w:t xml:space="preserve">because the errors</w:t>
-      </w:r>
-      <w:r>
-        <w:t xml:space="preserve"> </w:t>
-      </w:r>
-      <m:oMath>
+        <m:r>
+          <m:rPr>
+            <m:sty m:val="p"/>
+          </m:rPr>
+          <m:t>[</m:t>
+        </m:r>
+        <m:r>
+          <m:rPr>
+            <m:sty m:val="p"/>
+          </m:rPr>
+          <m:t>(</m:t>
+        </m:r>
         <m:r>
           <m:t>f</m:t>
         </m:r>
-        <m:d>
-          <m:dPr>
-            <m:begChr m:val="("/>
-            <m:sepChr m:val=""/>
-            <m:endChr m:val=")"/>
-            <m:grow/>
-          </m:dPr>
-          <m:e>
-            <m:r>
-              <m:t>x</m:t>
-            </m:r>
-          </m:e>
-        </m:d>
+        <m:r>
+          <m:rPr>
+            <m:sty m:val="p"/>
+          </m:rPr>
+          <m:t>(</m:t>
+        </m:r>
+        <m:r>
+          <m:t>x</m:t>
+        </m:r>
+        <m:r>
+          <m:rPr>
+            <m:sty m:val="p"/>
+          </m:rPr>
+          <m:t>)</m:t>
+        </m:r>
         <m:r>
           <m:rPr>
             <m:sty m:val="p"/>
@@ -577,100 +414,16 @@
         </m:r>
         <m:r>
           <m:rPr>
-            <m:sty m:val="p"/>
             <m:scr m:val="double-struck"/>
+            <m:sty m:val="p"/>
           </m:rPr>
           <m:t>E</m:t>
         </m:r>
-        <m:d>
-          <m:dPr>
-            <m:begChr m:val="["/>
-            <m:sepChr m:val=""/>
-            <m:endChr m:val="]"/>
-            <m:grow/>
-          </m:dPr>
-          <m:e>
-            <m:acc>
-              <m:accPr>
-                <m:chr m:val="̂"/>
-              </m:accPr>
-              <m:e>
-                <m:r>
-                  <m:t>f</m:t>
-                </m:r>
-              </m:e>
-            </m:acc>
-            <m:d>
-              <m:dPr>
-                <m:begChr m:val="("/>
-                <m:sepChr m:val=""/>
-                <m:endChr m:val=")"/>
-                <m:grow/>
-              </m:dPr>
-              <m:e>
-                <m:r>
-                  <m:t>x</m:t>
-                </m:r>
-              </m:e>
-            </m:d>
-          </m:e>
-        </m:d>
-      </m:oMath>
-      <w:r>
-        <w:t xml:space="preserve"> </w:t>
-      </w:r>
-      <w:r>
-        <w:t xml:space="preserve">and</w:t>
-      </w:r>
-      <w:r>
-        <w:t xml:space="preserve"> </w:t>
-      </w:r>
-      <m:oMath>
-        <m:r>
-          <m:rPr>
-            <m:sty m:val="p"/>
-            <m:scr m:val="double-struck"/>
-          </m:rPr>
-          <m:t>E</m:t>
-        </m:r>
-        <m:d>
-          <m:dPr>
-            <m:begChr m:val="["/>
-            <m:sepChr m:val=""/>
-            <m:endChr m:val="]"/>
-            <m:grow/>
-          </m:dPr>
-          <m:e>
-            <m:acc>
-              <m:accPr>
-                <m:chr m:val="̂"/>
-              </m:accPr>
-              <m:e>
-                <m:r>
-                  <m:t>f</m:t>
-                </m:r>
-              </m:e>
-            </m:acc>
-            <m:d>
-              <m:dPr>
-                <m:begChr m:val="("/>
-                <m:sepChr m:val=""/>
-                <m:endChr m:val=")"/>
-                <m:grow/>
-              </m:dPr>
-              <m:e>
-                <m:r>
-                  <m:t>x</m:t>
-                </m:r>
-              </m:e>
-            </m:d>
-          </m:e>
-        </m:d>
-        <m:r>
-          <m:rPr>
-            <m:sty m:val="p"/>
-          </m:rPr>
-          <m:t>−</m:t>
+        <m:r>
+          <m:rPr>
+            <m:sty m:val="p"/>
+          </m:rPr>
+          <m:t>[</m:t>
         </m:r>
         <m:acc>
           <m:accPr>
@@ -682,160 +435,51 @@
             </m:r>
           </m:e>
         </m:acc>
-        <m:d>
-          <m:dPr>
-            <m:begChr m:val="("/>
-            <m:sepChr m:val=""/>
-            <m:endChr m:val=")"/>
-            <m:grow/>
-          </m:dPr>
-          <m:e>
-            <m:r>
-              <m:t>x</m:t>
-            </m:r>
-          </m:e>
-        </m:d>
-      </m:oMath>
-      <w:r>
-        <w:t xml:space="preserve"> </w:t>
-      </w:r>
-      <w:r>
-        <w:t xml:space="preserve">are independent. This is a key step in the decomposition.</w:t>
-      </w:r>
-    </w:p>
-    <w:p>
-      <w:pPr>
-        <w:pStyle w:val="Compact"/>
-        <w:numPr>
-          <w:ilvl w:val="0"/>
-          <w:numId w:val="1002"/>
-        </w:numPr>
-      </w:pPr>
-      <m:oMath>
-        <m:r>
-          <m:t>f</m:t>
-        </m:r>
-        <m:d>
-          <m:dPr>
-            <m:begChr m:val="("/>
-            <m:sepChr m:val=""/>
-            <m:endChr m:val=")"/>
-            <m:grow/>
-          </m:dPr>
-          <m:e>
-            <m:r>
-              <m:t>x</m:t>
-            </m:r>
-          </m:e>
-        </m:d>
-        <m:r>
-          <m:rPr>
-            <m:sty m:val="p"/>
-          </m:rPr>
-          <m:t>−</m:t>
-        </m:r>
-        <m:r>
-          <m:rPr>
-            <m:sty m:val="p"/>
+        <m:r>
+          <m:rPr>
+            <m:sty m:val="p"/>
+          </m:rPr>
+          <m:t>(</m:t>
+        </m:r>
+        <m:r>
+          <m:t>x</m:t>
+        </m:r>
+        <m:r>
+          <m:rPr>
+            <m:sty m:val="p"/>
+          </m:rPr>
+          <m:t>)</m:t>
+        </m:r>
+        <m:r>
+          <m:rPr>
+            <m:sty m:val="p"/>
+          </m:rPr>
+          <m:t>]</m:t>
+        </m:r>
+        <m:r>
+          <m:rPr>
+            <m:sty m:val="p"/>
+          </m:rPr>
+          <m:t>)</m:t>
+        </m:r>
+        <m:r>
+          <m:rPr>
+            <m:sty m:val="p"/>
+          </m:rPr>
+          <m:t>(</m:t>
+        </m:r>
+        <m:r>
+          <m:rPr>
             <m:scr m:val="double-struck"/>
+            <m:sty m:val="p"/>
           </m:rPr>
           <m:t>E</m:t>
         </m:r>
-        <m:d>
-          <m:dPr>
-            <m:begChr m:val="["/>
-            <m:sepChr m:val=""/>
-            <m:endChr m:val="]"/>
-            <m:grow/>
-          </m:dPr>
-          <m:e>
-            <m:acc>
-              <m:accPr>
-                <m:chr m:val="̂"/>
-              </m:accPr>
-              <m:e>
-                <m:r>
-                  <m:t>f</m:t>
-                </m:r>
-              </m:e>
-            </m:acc>
-            <m:d>
-              <m:dPr>
-                <m:begChr m:val="("/>
-                <m:sepChr m:val=""/>
-                <m:endChr m:val=")"/>
-                <m:grow/>
-              </m:dPr>
-              <m:e>
-                <m:r>
-                  <m:t>x</m:t>
-                </m:r>
-              </m:e>
-            </m:d>
-          </m:e>
-        </m:d>
-      </m:oMath>
-      <w:r>
-        <w:t xml:space="preserve"> </w:t>
-      </w:r>
-      <w:r>
-        <w:t xml:space="preserve">is the bias-related error.</w:t>
-      </w:r>
-    </w:p>
-    <w:p>
-      <w:pPr>
-        <w:pStyle w:val="Compact"/>
-        <w:numPr>
-          <w:ilvl w:val="0"/>
-          <w:numId w:val="1002"/>
-        </w:numPr>
-      </w:pPr>
-      <m:oMath>
-        <m:r>
-          <m:rPr>
-            <m:sty m:val="p"/>
-            <m:scr m:val="double-struck"/>
-          </m:rPr>
-          <m:t>E</m:t>
-        </m:r>
-        <m:d>
-          <m:dPr>
-            <m:begChr m:val="["/>
-            <m:sepChr m:val=""/>
-            <m:endChr m:val="]"/>
-            <m:grow/>
-          </m:dPr>
-          <m:e>
-            <m:acc>
-              <m:accPr>
-                <m:chr m:val="̂"/>
-              </m:accPr>
-              <m:e>
-                <m:r>
-                  <m:t>f</m:t>
-                </m:r>
-              </m:e>
-            </m:acc>
-            <m:d>
-              <m:dPr>
-                <m:begChr m:val="("/>
-                <m:sepChr m:val=""/>
-                <m:endChr m:val=")"/>
-                <m:grow/>
-              </m:dPr>
-              <m:e>
-                <m:r>
-                  <m:t>x</m:t>
-                </m:r>
-              </m:e>
-            </m:d>
-          </m:e>
-        </m:d>
-        <m:r>
-          <m:rPr>
-            <m:sty m:val="p"/>
-          </m:rPr>
-          <m:t>−</m:t>
+        <m:r>
+          <m:rPr>
+            <m:sty m:val="p"/>
+          </m:rPr>
+          <m:t>[</m:t>
         </m:r>
         <m:acc>
           <m:accPr>
@@ -847,19 +491,425 @@
             </m:r>
           </m:e>
         </m:acc>
-        <m:d>
-          <m:dPr>
-            <m:begChr m:val="("/>
-            <m:sepChr m:val=""/>
-            <m:endChr m:val=")"/>
-            <m:grow/>
-          </m:dPr>
+        <m:r>
+          <m:rPr>
+            <m:sty m:val="p"/>
+          </m:rPr>
+          <m:t>(</m:t>
+        </m:r>
+        <m:r>
+          <m:t>x</m:t>
+        </m:r>
+        <m:r>
+          <m:rPr>
+            <m:sty m:val="p"/>
+          </m:rPr>
+          <m:t>)</m:t>
+        </m:r>
+        <m:r>
+          <m:rPr>
+            <m:sty m:val="p"/>
+          </m:rPr>
+          <m:t>]</m:t>
+        </m:r>
+        <m:r>
+          <m:rPr>
+            <m:sty m:val="p"/>
+          </m:rPr>
+          <m:t>−</m:t>
+        </m:r>
+        <m:acc>
+          <m:accPr>
+            <m:chr m:val="̂"/>
+          </m:accPr>
           <m:e>
             <m:r>
-              <m:t>x</m:t>
+              <m:t>f</m:t>
             </m:r>
           </m:e>
-        </m:d>
+        </m:acc>
+        <m:r>
+          <m:rPr>
+            <m:sty m:val="p"/>
+          </m:rPr>
+          <m:t>(</m:t>
+        </m:r>
+        <m:r>
+          <m:t>x</m:t>
+        </m:r>
+        <m:r>
+          <m:rPr>
+            <m:sty m:val="p"/>
+          </m:rPr>
+          <m:t>)</m:t>
+        </m:r>
+        <m:r>
+          <m:rPr>
+            <m:sty m:val="p"/>
+          </m:rPr>
+          <m:t>)</m:t>
+        </m:r>
+        <m:r>
+          <m:rPr>
+            <m:sty m:val="p"/>
+          </m:rPr>
+          <m:t>]</m:t>
+        </m:r>
+      </m:oMath>
+      <w:r>
+        <w:t xml:space="preserve">,</w:t>
+      </w:r>
+      <w:r>
+        <w:t xml:space="preserve"> </w:t>
+      </w:r>
+      <w:r>
+        <w:rPr>
+          <w:b/>
+          <w:bCs/>
+        </w:rPr>
+        <w:t xml:space="preserve">vanishes</w:t>
+      </w:r>
+      <w:r>
+        <w:t xml:space="preserve"> </w:t>
+      </w:r>
+      <w:r>
+        <w:t xml:space="preserve">because the errors</w:t>
+      </w:r>
+      <w:r>
+        <w:t xml:space="preserve"> </w:t>
+      </w:r>
+      <m:oMath>
+        <m:r>
+          <m:t>f</m:t>
+        </m:r>
+        <m:r>
+          <m:rPr>
+            <m:sty m:val="p"/>
+          </m:rPr>
+          <m:t>(</m:t>
+        </m:r>
+        <m:r>
+          <m:t>x</m:t>
+        </m:r>
+        <m:r>
+          <m:rPr>
+            <m:sty m:val="p"/>
+          </m:rPr>
+          <m:t>)</m:t>
+        </m:r>
+        <m:r>
+          <m:rPr>
+            <m:sty m:val="p"/>
+          </m:rPr>
+          <m:t>−</m:t>
+        </m:r>
+        <m:r>
+          <m:rPr>
+            <m:scr m:val="double-struck"/>
+            <m:sty m:val="p"/>
+          </m:rPr>
+          <m:t>E</m:t>
+        </m:r>
+        <m:r>
+          <m:rPr>
+            <m:sty m:val="p"/>
+          </m:rPr>
+          <m:t>[</m:t>
+        </m:r>
+        <m:acc>
+          <m:accPr>
+            <m:chr m:val="̂"/>
+          </m:accPr>
+          <m:e>
+            <m:r>
+              <m:t>f</m:t>
+            </m:r>
+          </m:e>
+        </m:acc>
+        <m:r>
+          <m:rPr>
+            <m:sty m:val="p"/>
+          </m:rPr>
+          <m:t>(</m:t>
+        </m:r>
+        <m:r>
+          <m:t>x</m:t>
+        </m:r>
+        <m:r>
+          <m:rPr>
+            <m:sty m:val="p"/>
+          </m:rPr>
+          <m:t>)</m:t>
+        </m:r>
+        <m:r>
+          <m:rPr>
+            <m:sty m:val="p"/>
+          </m:rPr>
+          <m:t>]</m:t>
+        </m:r>
+      </m:oMath>
+      <w:r>
+        <w:t xml:space="preserve"> </w:t>
+      </w:r>
+      <w:r>
+        <w:t xml:space="preserve">and</w:t>
+      </w:r>
+      <w:r>
+        <w:t xml:space="preserve"> </w:t>
+      </w:r>
+      <m:oMath>
+        <m:r>
+          <m:rPr>
+            <m:scr m:val="double-struck"/>
+            <m:sty m:val="p"/>
+          </m:rPr>
+          <m:t>E</m:t>
+        </m:r>
+        <m:r>
+          <m:rPr>
+            <m:sty m:val="p"/>
+          </m:rPr>
+          <m:t>[</m:t>
+        </m:r>
+        <m:acc>
+          <m:accPr>
+            <m:chr m:val="̂"/>
+          </m:accPr>
+          <m:e>
+            <m:r>
+              <m:t>f</m:t>
+            </m:r>
+          </m:e>
+        </m:acc>
+        <m:r>
+          <m:rPr>
+            <m:sty m:val="p"/>
+          </m:rPr>
+          <m:t>(</m:t>
+        </m:r>
+        <m:r>
+          <m:t>x</m:t>
+        </m:r>
+        <m:r>
+          <m:rPr>
+            <m:sty m:val="p"/>
+          </m:rPr>
+          <m:t>)</m:t>
+        </m:r>
+        <m:r>
+          <m:rPr>
+            <m:sty m:val="p"/>
+          </m:rPr>
+          <m:t>]</m:t>
+        </m:r>
+        <m:r>
+          <m:rPr>
+            <m:sty m:val="p"/>
+          </m:rPr>
+          <m:t>−</m:t>
+        </m:r>
+        <m:acc>
+          <m:accPr>
+            <m:chr m:val="̂"/>
+          </m:accPr>
+          <m:e>
+            <m:r>
+              <m:t>f</m:t>
+            </m:r>
+          </m:e>
+        </m:acc>
+        <m:r>
+          <m:rPr>
+            <m:sty m:val="p"/>
+          </m:rPr>
+          <m:t>(</m:t>
+        </m:r>
+        <m:r>
+          <m:t>x</m:t>
+        </m:r>
+        <m:r>
+          <m:rPr>
+            <m:sty m:val="p"/>
+          </m:rPr>
+          <m:t>)</m:t>
+        </m:r>
+      </m:oMath>
+      <w:r>
+        <w:t xml:space="preserve"> </w:t>
+      </w:r>
+      <w:r>
+        <w:t xml:space="preserve">are independent. This is a key step in the decomposition.</w:t>
+      </w:r>
+    </w:p>
+    <w:p>
+      <w:pPr>
+        <w:pStyle w:val="Compact"/>
+        <w:numPr>
+          <w:ilvl w:val="0"/>
+          <w:numId w:val="1002"/>
+        </w:numPr>
+      </w:pPr>
+      <m:oMath>
+        <m:r>
+          <m:t>f</m:t>
+        </m:r>
+        <m:r>
+          <m:rPr>
+            <m:sty m:val="p"/>
+          </m:rPr>
+          <m:t>(</m:t>
+        </m:r>
+        <m:r>
+          <m:t>x</m:t>
+        </m:r>
+        <m:r>
+          <m:rPr>
+            <m:sty m:val="p"/>
+          </m:rPr>
+          <m:t>)</m:t>
+        </m:r>
+        <m:r>
+          <m:rPr>
+            <m:sty m:val="p"/>
+          </m:rPr>
+          <m:t>−</m:t>
+        </m:r>
+        <m:r>
+          <m:rPr>
+            <m:scr m:val="double-struck"/>
+            <m:sty m:val="p"/>
+          </m:rPr>
+          <m:t>E</m:t>
+        </m:r>
+        <m:r>
+          <m:rPr>
+            <m:sty m:val="p"/>
+          </m:rPr>
+          <m:t>[</m:t>
+        </m:r>
+        <m:acc>
+          <m:accPr>
+            <m:chr m:val="̂"/>
+          </m:accPr>
+          <m:e>
+            <m:r>
+              <m:t>f</m:t>
+            </m:r>
+          </m:e>
+        </m:acc>
+        <m:r>
+          <m:rPr>
+            <m:sty m:val="p"/>
+          </m:rPr>
+          <m:t>(</m:t>
+        </m:r>
+        <m:r>
+          <m:t>x</m:t>
+        </m:r>
+        <m:r>
+          <m:rPr>
+            <m:sty m:val="p"/>
+          </m:rPr>
+          <m:t>)</m:t>
+        </m:r>
+        <m:r>
+          <m:rPr>
+            <m:sty m:val="p"/>
+          </m:rPr>
+          <m:t>]</m:t>
+        </m:r>
+      </m:oMath>
+      <w:r>
+        <w:t xml:space="preserve"> </w:t>
+      </w:r>
+      <w:r>
+        <w:t xml:space="preserve">is the bias-related error.</w:t>
+      </w:r>
+    </w:p>
+    <w:p>
+      <w:pPr>
+        <w:pStyle w:val="Compact"/>
+        <w:numPr>
+          <w:ilvl w:val="0"/>
+          <w:numId w:val="1002"/>
+        </w:numPr>
+      </w:pPr>
+      <m:oMath>
+        <m:r>
+          <m:rPr>
+            <m:scr m:val="double-struck"/>
+            <m:sty m:val="p"/>
+          </m:rPr>
+          <m:t>E</m:t>
+        </m:r>
+        <m:r>
+          <m:rPr>
+            <m:sty m:val="p"/>
+          </m:rPr>
+          <m:t>[</m:t>
+        </m:r>
+        <m:acc>
+          <m:accPr>
+            <m:chr m:val="̂"/>
+          </m:accPr>
+          <m:e>
+            <m:r>
+              <m:t>f</m:t>
+            </m:r>
+          </m:e>
+        </m:acc>
+        <m:r>
+          <m:rPr>
+            <m:sty m:val="p"/>
+          </m:rPr>
+          <m:t>(</m:t>
+        </m:r>
+        <m:r>
+          <m:t>x</m:t>
+        </m:r>
+        <m:r>
+          <m:rPr>
+            <m:sty m:val="p"/>
+          </m:rPr>
+          <m:t>)</m:t>
+        </m:r>
+        <m:r>
+          <m:rPr>
+            <m:sty m:val="p"/>
+          </m:rPr>
+          <m:t>]</m:t>
+        </m:r>
+        <m:r>
+          <m:rPr>
+            <m:sty m:val="p"/>
+          </m:rPr>
+          <m:t>−</m:t>
+        </m:r>
+        <m:acc>
+          <m:accPr>
+            <m:chr m:val="̂"/>
+          </m:accPr>
+          <m:e>
+            <m:r>
+              <m:t>f</m:t>
+            </m:r>
+          </m:e>
+        </m:acc>
+        <m:r>
+          <m:rPr>
+            <m:sty m:val="p"/>
+          </m:rPr>
+          <m:t>(</m:t>
+        </m:r>
+        <m:r>
+          <m:t>x</m:t>
+        </m:r>
+        <m:r>
+          <m:rPr>
+            <m:sty m:val="p"/>
+          </m:rPr>
+          <m:t>)</m:t>
+        </m:r>
       </m:oMath>
       <w:r>
         <w:t xml:space="preserve"> </w:t>
@@ -890,172 +940,190 @@
           </m:r>
           <m:r>
             <m:rPr>
+              <m:scr m:val="double-struck"/>
               <m:sty m:val="p"/>
-              <m:scr m:val="double-struck"/>
             </m:rPr>
             <m:t>E</m:t>
           </m:r>
-          <m:d>
-            <m:dPr>
-              <m:begChr m:val="["/>
-              <m:sepChr m:val=""/>
-              <m:endChr m:val="]"/>
-              <m:grow/>
-            </m:dPr>
+          <m:r>
+            <m:rPr>
+              <m:sty m:val="p"/>
+            </m:rPr>
+            <m:t>[</m:t>
+          </m:r>
+          <m:r>
+            <m:rPr>
+              <m:sty m:val="p"/>
+            </m:rPr>
+            <m:t>(</m:t>
+          </m:r>
+          <m:r>
+            <m:t>f</m:t>
+          </m:r>
+          <m:r>
+            <m:rPr>
+              <m:sty m:val="p"/>
+            </m:rPr>
+            <m:t>(</m:t>
+          </m:r>
+          <m:r>
+            <m:t>x</m:t>
+          </m:r>
+          <m:r>
+            <m:rPr>
+              <m:sty m:val="p"/>
+            </m:rPr>
+            <m:t>)</m:t>
+          </m:r>
+          <m:r>
+            <m:rPr>
+              <m:sty m:val="p"/>
+            </m:rPr>
+            <m:t>−</m:t>
+          </m:r>
+          <m:r>
+            <m:rPr>
+              <m:scr m:val="double-struck"/>
+              <m:sty m:val="p"/>
+            </m:rPr>
+            <m:t>E</m:t>
+          </m:r>
+          <m:r>
+            <m:rPr>
+              <m:sty m:val="p"/>
+            </m:rPr>
+            <m:t>[</m:t>
+          </m:r>
+          <m:acc>
+            <m:accPr>
+              <m:chr m:val="̂"/>
+            </m:accPr>
             <m:e>
-              <m:d>
-                <m:dPr>
-                  <m:begChr m:val="("/>
-                  <m:sepChr m:val=""/>
-                  <m:endChr m:val=")"/>
-                  <m:grow/>
-                </m:dPr>
-                <m:e>
-                  <m:r>
-                    <m:t>f</m:t>
-                  </m:r>
-                  <m:d>
-                    <m:dPr>
-                      <m:begChr m:val="("/>
-                      <m:sepChr m:val=""/>
-                      <m:endChr m:val=")"/>
-                      <m:grow/>
-                    </m:dPr>
-                    <m:e>
-                      <m:r>
-                        <m:t>x</m:t>
-                      </m:r>
-                    </m:e>
-                  </m:d>
-                  <m:r>
-                    <m:rPr>
-                      <m:sty m:val="p"/>
-                    </m:rPr>
-                    <m:t>−</m:t>
-                  </m:r>
-                  <m:r>
-                    <m:rPr>
-                      <m:sty m:val="p"/>
-                      <m:scr m:val="double-struck"/>
-                    </m:rPr>
-                    <m:t>E</m:t>
-                  </m:r>
-                  <m:d>
-                    <m:dPr>
-                      <m:begChr m:val="["/>
-                      <m:sepChr m:val=""/>
-                      <m:endChr m:val="]"/>
-                      <m:grow/>
-                    </m:dPr>
-                    <m:e>
-                      <m:acc>
-                        <m:accPr>
-                          <m:chr m:val="̂"/>
-                        </m:accPr>
-                        <m:e>
-                          <m:r>
-                            <m:t>f</m:t>
-                          </m:r>
-                        </m:e>
-                      </m:acc>
-                      <m:d>
-                        <m:dPr>
-                          <m:begChr m:val="("/>
-                          <m:sepChr m:val=""/>
-                          <m:endChr m:val=")"/>
-                          <m:grow/>
-                        </m:dPr>
-                        <m:e>
-                          <m:r>
-                            <m:t>x</m:t>
-                          </m:r>
-                        </m:e>
-                      </m:d>
-                    </m:e>
-                  </m:d>
-                </m:e>
-              </m:d>
-              <m:d>
-                <m:dPr>
-                  <m:begChr m:val="("/>
-                  <m:sepChr m:val=""/>
-                  <m:endChr m:val=")"/>
-                  <m:grow/>
-                </m:dPr>
-                <m:e>
-                  <m:r>
-                    <m:rPr>
-                      <m:sty m:val="p"/>
-                      <m:scr m:val="double-struck"/>
-                    </m:rPr>
-                    <m:t>E</m:t>
-                  </m:r>
-                  <m:d>
-                    <m:dPr>
-                      <m:begChr m:val="["/>
-                      <m:sepChr m:val=""/>
-                      <m:endChr m:val="]"/>
-                      <m:grow/>
-                    </m:dPr>
-                    <m:e>
-                      <m:acc>
-                        <m:accPr>
-                          <m:chr m:val="̂"/>
-                        </m:accPr>
-                        <m:e>
-                          <m:r>
-                            <m:t>f</m:t>
-                          </m:r>
-                        </m:e>
-                      </m:acc>
-                      <m:d>
-                        <m:dPr>
-                          <m:begChr m:val="("/>
-                          <m:sepChr m:val=""/>
-                          <m:endChr m:val=")"/>
-                          <m:grow/>
-                        </m:dPr>
-                        <m:e>
-                          <m:r>
-                            <m:t>x</m:t>
-                          </m:r>
-                        </m:e>
-                      </m:d>
-                    </m:e>
-                  </m:d>
-                  <m:r>
-                    <m:rPr>
-                      <m:sty m:val="p"/>
-                    </m:rPr>
-                    <m:t>−</m:t>
-                  </m:r>
-                  <m:acc>
-                    <m:accPr>
-                      <m:chr m:val="̂"/>
-                    </m:accPr>
-                    <m:e>
-                      <m:r>
-                        <m:t>f</m:t>
-                      </m:r>
-                    </m:e>
-                  </m:acc>
-                  <m:d>
-                    <m:dPr>
-                      <m:begChr m:val="("/>
-                      <m:sepChr m:val=""/>
-                      <m:endChr m:val=")"/>
-                      <m:grow/>
-                    </m:dPr>
-                    <m:e>
-                      <m:r>
-                        <m:t>x</m:t>
-                      </m:r>
-                    </m:e>
-                  </m:d>
-                </m:e>
-              </m:d>
+              <m:r>
+                <m:t>f</m:t>
+              </m:r>
             </m:e>
-          </m:d>
+          </m:acc>
+          <m:r>
+            <m:rPr>
+              <m:sty m:val="p"/>
+            </m:rPr>
+            <m:t>(</m:t>
+          </m:r>
+          <m:r>
+            <m:t>x</m:t>
+          </m:r>
+          <m:r>
+            <m:rPr>
+              <m:sty m:val="p"/>
+            </m:rPr>
+            <m:t>)</m:t>
+          </m:r>
+          <m:r>
+            <m:rPr>
+              <m:sty m:val="p"/>
+            </m:rPr>
+            <m:t>]</m:t>
+          </m:r>
+          <m:r>
+            <m:rPr>
+              <m:sty m:val="p"/>
+            </m:rPr>
+            <m:t>)</m:t>
+          </m:r>
+          <m:r>
+            <m:rPr>
+              <m:sty m:val="p"/>
+            </m:rPr>
+            <m:t>(</m:t>
+          </m:r>
+          <m:r>
+            <m:rPr>
+              <m:scr m:val="double-struck"/>
+              <m:sty m:val="p"/>
+            </m:rPr>
+            <m:t>E</m:t>
+          </m:r>
+          <m:r>
+            <m:rPr>
+              <m:sty m:val="p"/>
+            </m:rPr>
+            <m:t>[</m:t>
+          </m:r>
+          <m:acc>
+            <m:accPr>
+              <m:chr m:val="̂"/>
+            </m:accPr>
+            <m:e>
+              <m:r>
+                <m:t>f</m:t>
+              </m:r>
+            </m:e>
+          </m:acc>
+          <m:r>
+            <m:rPr>
+              <m:sty m:val="p"/>
+            </m:rPr>
+            <m:t>(</m:t>
+          </m:r>
+          <m:r>
+            <m:t>x</m:t>
+          </m:r>
+          <m:r>
+            <m:rPr>
+              <m:sty m:val="p"/>
+            </m:rPr>
+            <m:t>)</m:t>
+          </m:r>
+          <m:r>
+            <m:rPr>
+              <m:sty m:val="p"/>
+            </m:rPr>
+            <m:t>]</m:t>
+          </m:r>
+          <m:r>
+            <m:rPr>
+              <m:sty m:val="p"/>
+            </m:rPr>
+            <m:t>−</m:t>
+          </m:r>
+          <m:acc>
+            <m:accPr>
+              <m:chr m:val="̂"/>
+            </m:accPr>
+            <m:e>
+              <m:r>
+                <m:t>f</m:t>
+              </m:r>
+            </m:e>
+          </m:acc>
+          <m:r>
+            <m:rPr>
+              <m:sty m:val="p"/>
+            </m:rPr>
+            <m:t>(</m:t>
+          </m:r>
+          <m:r>
+            <m:t>x</m:t>
+          </m:r>
+          <m:r>
+            <m:rPr>
+              <m:sty m:val="p"/>
+            </m:rPr>
+            <m:t>)</m:t>
+          </m:r>
+          <m:r>
+            <m:rPr>
+              <m:sty m:val="p"/>
+            </m:rPr>
+            <m:t>)</m:t>
+          </m:r>
+          <m:r>
+            <m:rPr>
+              <m:sty m:val="p"/>
+            </m:rPr>
+            <m:t>]</m:t>
+          </m:r>
           <m:r>
             <m:rPr>
               <m:sty m:val="p"/>
@@ -1165,65 +1233,71 @@
           </m:r>
           <m:r>
             <m:rPr>
+              <m:scr m:val="double-struck"/>
               <m:sty m:val="p"/>
-              <m:scr m:val="double-struck"/>
             </m:rPr>
             <m:t>E</m:t>
           </m:r>
-          <m:d>
-            <m:dPr>
-              <m:begChr m:val="["/>
-              <m:sepChr m:val=""/>
-              <m:endChr m:val="]"/>
-              <m:grow/>
-            </m:dPr>
+          <m:r>
+            <m:rPr>
+              <m:sty m:val="p"/>
+            </m:rPr>
+            <m:t>[</m:t>
+          </m:r>
+          <m:r>
+            <m:rPr>
+              <m:sty m:val="p"/>
+            </m:rPr>
+            <m:t>(</m:t>
+          </m:r>
+          <m:r>
+            <m:t>y</m:t>
+          </m:r>
+          <m:r>
+            <m:rPr>
+              <m:sty m:val="p"/>
+            </m:rPr>
+            <m:t>−</m:t>
+          </m:r>
+          <m:r>
+            <m:t>f</m:t>
+          </m:r>
+          <m:r>
+            <m:rPr>
+              <m:sty m:val="p"/>
+            </m:rPr>
+            <m:t>(</m:t>
+          </m:r>
+          <m:r>
+            <m:t>x</m:t>
+          </m:r>
+          <m:r>
+            <m:rPr>
+              <m:sty m:val="p"/>
+            </m:rPr>
+            <m:t>)</m:t>
+          </m:r>
+          <m:sSup>
             <m:e>
-              <m:sSup>
-                <m:e>
-                  <m:d>
-                    <m:dPr>
-                      <m:begChr m:val="("/>
-                      <m:sepChr m:val=""/>
-                      <m:endChr m:val=")"/>
-                      <m:grow/>
-                    </m:dPr>
-                    <m:e>
-                      <m:r>
-                        <m:t>y</m:t>
-                      </m:r>
-                      <m:r>
-                        <m:rPr>
-                          <m:sty m:val="p"/>
-                        </m:rPr>
-                        <m:t>−</m:t>
-                      </m:r>
-                      <m:r>
-                        <m:t>f</m:t>
-                      </m:r>
-                      <m:d>
-                        <m:dPr>
-                          <m:begChr m:val="("/>
-                          <m:sepChr m:val=""/>
-                          <m:endChr m:val=")"/>
-                          <m:grow/>
-                        </m:dPr>
-                        <m:e>
-                          <m:r>
-                            <m:t>x</m:t>
-                          </m:r>
-                        </m:e>
-                      </m:d>
-                    </m:e>
-                  </m:d>
-                </m:e>
-                <m:sup>
-                  <m:r>
-                    <m:t>2</m:t>
-                  </m:r>
-                </m:sup>
-              </m:sSup>
+              <m:r>
+                <m:rPr>
+                  <m:sty m:val="p"/>
+                </m:rPr>
+                <m:t>)</m:t>
+              </m:r>
             </m:e>
-          </m:d>
+            <m:sup>
+              <m:r>
+                <m:t>2</m:t>
+              </m:r>
+            </m:sup>
+          </m:sSup>
+          <m:r>
+            <m:rPr>
+              <m:sty m:val="p"/>
+            </m:rPr>
+            <m:t>]</m:t>
+          </m:r>
           <m:r>
             <m:rPr>
               <m:sty m:val="p"/>
@@ -1232,33 +1306,35 @@
           </m:r>
           <m:r>
             <m:rPr>
+              <m:scr m:val="double-struck"/>
               <m:sty m:val="p"/>
-              <m:scr m:val="double-struck"/>
             </m:rPr>
             <m:t>E</m:t>
           </m:r>
-          <m:d>
-            <m:dPr>
-              <m:begChr m:val="["/>
-              <m:sepChr m:val=""/>
-              <m:endChr m:val="]"/>
-              <m:grow/>
-            </m:dPr>
+          <m:r>
+            <m:rPr>
+              <m:sty m:val="p"/>
+            </m:rPr>
+            <m:t>[</m:t>
+          </m:r>
+          <m:sSup>
             <m:e>
-              <m:sSup>
-                <m:e>
-                  <m:r>
-                    <m:t>ϵ</m:t>
-                  </m:r>
-                </m:e>
-                <m:sup>
-                  <m:r>
-                    <m:t>2</m:t>
-                  </m:r>
-                </m:sup>
-              </m:sSup>
+              <m:r>
+                <m:t>ϵ</m:t>
+              </m:r>
             </m:e>
-          </m:d>
+            <m:sup>
+              <m:r>
+                <m:t>2</m:t>
+              </m:r>
+            </m:sup>
+          </m:sSup>
+          <m:r>
+            <m:rPr>
+              <m:sty m:val="p"/>
+            </m:rPr>
+            <m:t>]</m:t>
+          </m:r>
         </m:oMath>
       </m:oMathPara>
     </w:p>
@@ -1285,19 +1361,21 @@
         <m:r>
           <m:t>f</m:t>
         </m:r>
-        <m:d>
-          <m:dPr>
-            <m:begChr m:val="("/>
-            <m:sepChr m:val=""/>
-            <m:endChr m:val=")"/>
-            <m:grow/>
-          </m:dPr>
-          <m:e>
-            <m:r>
-              <m:t>x</m:t>
-            </m:r>
-          </m:e>
-        </m:d>
+        <m:r>
+          <m:rPr>
+            <m:sty m:val="p"/>
+          </m:rPr>
+          <m:t>(</m:t>
+        </m:r>
+        <m:r>
+          <m:t>x</m:t>
+        </m:r>
+        <m:r>
+          <m:rPr>
+            <m:sty m:val="p"/>
+          </m:rPr>
+          <m:t>)</m:t>
+        </m:r>
         <m:r>
           <m:rPr>
             <m:sty m:val="p"/>
@@ -1362,77 +1440,85 @@
             </m:rPr>
             <m:t>MSE</m:t>
           </m:r>
-          <m:d>
-            <m:dPr>
-              <m:begChr m:val="("/>
-              <m:sepChr m:val=""/>
-              <m:endChr m:val=")"/>
-              <m:grow/>
-            </m:dPr>
-            <m:e>
-              <m:r>
-                <m:t>x</m:t>
-              </m:r>
-            </m:e>
-          </m:d>
+          <m:r>
+            <m:rPr>
+              <m:sty m:val="p"/>
+            </m:rPr>
+            <m:t>(</m:t>
+          </m:r>
+          <m:r>
+            <m:t>x</m:t>
+          </m:r>
+          <m:r>
+            <m:rPr>
+              <m:sty m:val="p"/>
+            </m:rPr>
+            <m:t>)</m:t>
+          </m:r>
           <m:r>
             <m:rPr>
               <m:sty m:val="p"/>
             </m:rPr>
             <m:t>=</m:t>
           </m:r>
+          <m:r>
+            <m:rPr>
+              <m:sty m:val="p"/>
+            </m:rPr>
+            <m:t>(</m:t>
+          </m:r>
+          <m:r>
+            <m:rPr>
+              <m:nor/>
+              <m:sty m:val="p"/>
+            </m:rPr>
+            <m:t>Bias</m:t>
+          </m:r>
+          <m:r>
+            <m:rPr>
+              <m:sty m:val="p"/>
+            </m:rPr>
+            <m:t>[</m:t>
+          </m:r>
+          <m:acc>
+            <m:accPr>
+              <m:chr m:val="̂"/>
+            </m:accPr>
+            <m:e>
+              <m:r>
+                <m:t>f</m:t>
+              </m:r>
+            </m:e>
+          </m:acc>
+          <m:r>
+            <m:rPr>
+              <m:sty m:val="p"/>
+            </m:rPr>
+            <m:t>(</m:t>
+          </m:r>
+          <m:r>
+            <m:t>x</m:t>
+          </m:r>
+          <m:r>
+            <m:rPr>
+              <m:sty m:val="p"/>
+            </m:rPr>
+            <m:t>)</m:t>
+          </m:r>
+          <m:r>
+            <m:rPr>
+              <m:sty m:val="p"/>
+            </m:rPr>
+            <m:t>]</m:t>
+          </m:r>
           <m:sSup>
             <m:e>
-              <m:d>
-                <m:dPr>
-                  <m:begChr m:val="("/>
-                  <m:sepChr m:val=""/>
-                  <m:endChr m:val=")"/>
-                  <m:grow/>
-                </m:dPr>
-                <m:e>
-                  <m:r>
-                    <m:rPr>
-                      <m:nor/>
-                      <m:sty m:val="p"/>
-                    </m:rPr>
-                    <m:t>Bias</m:t>
-                  </m:r>
-                  <m:d>
-                    <m:dPr>
-                      <m:begChr m:val="["/>
-                      <m:sepChr m:val=""/>
-                      <m:endChr m:val="]"/>
-                      <m:grow/>
-                    </m:dPr>
-                    <m:e>
-                      <m:acc>
-                        <m:accPr>
-                          <m:chr m:val="̂"/>
-                        </m:accPr>
-                        <m:e>
-                          <m:r>
-                            <m:t>f</m:t>
-                          </m:r>
-                        </m:e>
-                      </m:acc>
-                      <m:d>
-                        <m:dPr>
-                          <m:begChr m:val="("/>
-                          <m:sepChr m:val=""/>
-                          <m:endChr m:val=")"/>
-                          <m:grow/>
-                        </m:dPr>
-                        <m:e>
-                          <m:r>
-                            <m:t>x</m:t>
-                          </m:r>
-                        </m:e>
-                      </m:d>
-                    </m:e>
-                  </m:d>
-                </m:e>
-              </m:d>
+              <m:r>
+                <m:rPr>
+                  <m:sty m:val="p"/>
+                </m:rPr>
+                <m:t>)</m:t>
+              </m:r>
             </m:e>
             <m:sup>
               <m:r>
@@ -1453,39 +1539,43 @@
             </m:rPr>
             <m:t>Variance</m:t>
           </m:r>
-          <m:d>
-            <m:dPr>
-              <m:begChr m:val="["/>
-              <m:sepChr m:val=""/>
-              <m:endChr m:val="]"/>
-              <m:grow/>
-            </m:dPr>
+          <m:r>
+            <m:rPr>
+              <m:sty m:val="p"/>
+            </m:rPr>
+            <m:t>[</m:t>
+          </m:r>
+          <m:acc>
+            <m:accPr>
+              <m:chr m:val="̂"/>
+            </m:accPr>
             <m:e>
-              <m:acc>
-                <m:accPr>
-                  <m:chr m:val="̂"/>
-                </m:accPr>
-                <m:e>
-                  <m:r>
-                    <m:t>f</m:t>
-                  </m:r>
-                </m:e>
-              </m:acc>
-              <m:d>
-                <m:dPr>
-                  <m:begChr m:val="("/>
-                  <m:sepChr m:val=""/>
-                  <m:endChr m:val=")"/>
-                  <m:grow/>
-                </m:dPr>
-                <m:e>
-                  <m:r>
-                    <m:t>x</m:t>
-                  </m:r>
-                </m:e>
-              </m:d>
+              <m:r>
+                <m:t>f</m:t>
+              </m:r>
             </m:e>
-          </m:d>
+          </m:acc>
+          <m:r>
+            <m:rPr>
+              <m:sty m:val="p"/>
+            </m:rPr>
+            <m:t>(</m:t>
+          </m:r>
+          <m:r>
+            <m:t>x</m:t>
+          </m:r>
+          <m:r>
+            <m:rPr>
+              <m:sty m:val="p"/>
+            </m:rPr>
+            <m:t>)</m:t>
+          </m:r>
+          <m:r>
+            <m:rPr>
+              <m:sty m:val="p"/>
+            </m:rPr>
+            <m:t>]</m:t>
+          </m:r>
           <m:r>
             <m:rPr>
               <m:sty m:val="p"/>
@@ -1507,8 +1597,8 @@
         </m:oMath>
       </m:oMathPara>
     </w:p>
-    <w:bookmarkEnd w:id="21"/>
-    <w:bookmarkStart w:id="28" w:name="bias-variance-tradeoff-intuition"/>
+    <w:bookmarkEnd w:id="10"/>
+    <w:bookmarkStart w:id="17" w:name="bias-variance-tradeoff-intuition"/>
     <w:p>
       <w:pPr>
         <w:pStyle w:val="Heading2"/>
@@ -2129,18 +2219,18 @@
           <wp:inline>
             <wp:extent cx="4171950" cy="3571875"/>
             <wp:effectExtent b="0" l="0" r="0" t="0"/>
-            <wp:docPr descr="" title="" id="23" name="Picture"/>
+            <wp:docPr descr="" title="" id="12" name="Picture"/>
             <a:graphic>
               <a:graphicData uri="http://schemas.openxmlformats.org/drawingml/2006/picture">
                 <pic:pic>
                   <pic:nvPicPr>
-                    <pic:cNvPr descr="index_files/figure-docx/cell-2-output-1.png" id="24" name="Picture"/>
+                    <pic:cNvPr descr="index_files/figure-docx/cell-2-output-1.png" id="13" name="Picture"/>
                     <pic:cNvPicPr>
                       <a:picLocks noChangeArrowheads="1" noChangeAspect="1"/>
                     </pic:cNvPicPr>
                   </pic:nvPicPr>
                   <pic:blipFill>
-                    <a:blip r:embed="rId22"/>
+                    <a:blip r:embed="rId11"/>
                     <a:stretch>
                       <a:fillRect/>
                     </a:stretch>
@@ -2587,18 +2677,18 @@
           <wp:inline>
             <wp:extent cx="4171950" cy="3571875"/>
             <wp:effectExtent b="0" l="0" r="0" t="0"/>
-            <wp:docPr descr="" title="" id="26" name="Picture"/>
+            <wp:docPr descr="" title="" id="15" name="Picture"/>
             <a:graphic>
               <a:graphicData uri="http://schemas.openxmlformats.org/drawingml/2006/picture">
                 <pic:pic>
                   <pic:nvPicPr>
-                    <pic:cNvPr descr="index_files/figure-docx/cell-3-output-1.png" id="27" name="Picture"/>
+                    <pic:cNvPr descr="index_files/figure-docx/cell-3-output-1.png" id="16" name="Picture"/>
                     <pic:cNvPicPr>
                       <a:picLocks noChangeArrowheads="1" noChangeAspect="1"/>
                     </pic:cNvPicPr>
                   </pic:nvPicPr>
                   <pic:blipFill>
-                    <a:blip r:embed="rId25"/>
+                    <a:blip r:embed="rId14"/>
                     <a:stretch>
                       <a:fillRect/>
                     </a:stretch>
@@ -2645,8 +2735,8 @@
         <w:t xml:space="preserve">The key is to find a sweet spot where the model has low enough bias and variance to generalize well to unseen data.</w:t>
       </w:r>
     </w:p>
-    <w:bookmarkEnd w:id="28"/>
-    <w:bookmarkStart w:id="32" w:name="Xd6bd3d5a0d3273a7f7fbe054cd0e8a26cd1e53a"/>
+    <w:bookmarkEnd w:id="17"/>
+    <w:bookmarkStart w:id="21" w:name="Xd6bd3d5a0d3273a7f7fbe054cd0e8a26cd1e53a"/>
     <w:p>
       <w:pPr>
         <w:pStyle w:val="Heading2"/>
@@ -3952,18 +4042,18 @@
           <wp:inline>
             <wp:extent cx="5334000" cy="3556000"/>
             <wp:effectExtent b="0" l="0" r="0" t="0"/>
-            <wp:docPr descr="" title="" id="30" name="Picture"/>
+            <wp:docPr descr="" title="" id="19" name="Picture"/>
             <a:graphic>
               <a:graphicData uri="http://schemas.openxmlformats.org/drawingml/2006/picture">
                 <pic:pic>
                   <pic:nvPicPr>
-                    <pic:cNvPr descr="index_files/figure-docx/cell-4-output-1.png" id="31" name="Picture"/>
+                    <pic:cNvPr descr="index_files/figure-docx/cell-4-output-1.png" id="20" name="Picture"/>
                     <pic:cNvPicPr>
                       <a:picLocks noChangeArrowheads="1" noChangeAspect="1"/>
                     </pic:cNvPicPr>
                   </pic:nvPicPr>
                   <pic:blipFill>
-                    <a:blip r:embed="rId29"/>
+                    <a:blip r:embed="rId18"/>
                     <a:stretch>
                       <a:fillRect/>
                     </a:stretch>
@@ -4016,19 +4106,21 @@
           </m:rPr>
           <m:t>sin</m:t>
         </m:r>
-        <m:d>
-          <m:dPr>
-            <m:begChr m:val="("/>
-            <m:sepChr m:val=""/>
-            <m:endChr m:val=")"/>
-            <m:grow/>
-          </m:dPr>
-          <m:e>
-            <m:r>
-              <m:t>x</m:t>
-            </m:r>
-          </m:e>
-        </m:d>
+        <m:r>
+          <m:rPr>
+            <m:sty m:val="p"/>
+          </m:rPr>
+          <m:t>(</m:t>
+        </m:r>
+        <m:r>
+          <m:t>x</m:t>
+        </m:r>
+        <m:r>
+          <m:rPr>
+            <m:sty m:val="p"/>
+          </m:rPr>
+          <m:t>)</m:t>
+        </m:r>
       </m:oMath>
       <w:r>
         <w:t xml:space="preserve"> </w:t>
@@ -4141,8 +4233,8 @@
         <w:t xml:space="preserve">Understanding and visualizing this tradeoff helps machine learning practitioners fine-tune their models to achieve the best possible performance.</w:t>
       </w:r>
     </w:p>
-    <w:bookmarkEnd w:id="32"/>
-    <w:bookmarkStart w:id="34" w:name="references"/>
+    <w:bookmarkEnd w:id="21"/>
+    <w:bookmarkStart w:id="23" w:name="references"/>
     <w:p>
       <w:pPr>
         <w:pStyle w:val="Heading2"/>
@@ -4384,8 +4476,8 @@
         <w:t xml:space="preserve"> </w:t>
       </w:r>
     </w:p>
-    <w:bookmarkStart w:id="33" w:name="fb-root"/>
-    <w:bookmarkEnd w:id="33"/>
+    <w:bookmarkStart w:id="22" w:name="fb-root"/>
+    <w:bookmarkEnd w:id="22"/>
     <w:p>
       <w:pPr>
         <w:pStyle w:val="BodyText"/>
@@ -4398,7 +4490,7 @@
         <w:t xml:space="preserve">You may also like</w:t>
       </w:r>
     </w:p>
-    <w:bookmarkEnd w:id="34"/>
+    <w:bookmarkEnd w:id="23"/>
     <w:sectPr>
       <w:footnotePr>
         <w:numRestart w:val="eachSect"/>
@@ -4756,10 +4848,10 @@
   <w:docDefaults>
     <w:rPrDefault>
       <w:rPr>
-        <w:rFonts w:asciiTheme="minorHAnsi" w:cstheme="minorBidi" w:eastAsiaTheme="minorHAnsi" w:hAnsiTheme="minorHAnsi"/>
+        <w:rFonts w:asciiTheme="minorHAnsi" w:cstheme="minorBidi" w:eastAsiaTheme="minorEastAsia" w:hAnsiTheme="minorHAnsi"/>
         <w:sz w:val="24"/>
         <w:szCs w:val="24"/>
-        <w:lang w:bidi="ar-SA" w:eastAsia="en-US" w:val="en-US"/>
+        <w:lang w:bidi="ar-SA" w:eastAsia="zh-CN" w:val="en-US"/>
       </w:rPr>
     </w:rPrDefault>
     <w:pPrDefault>
@@ -5300,13 +5392,6 @@
       </w:tblCellMar>
     </w:tblPr>
     <w:tblStylePr w:type="firstRow">
-      <w:tblPr>
-        <w:jc w:val="left"/>
-        <w:tblInd w:type="dxa" w:w="0"/>
-      </w:tblPr>
-      <w:trPr>
-        <w:jc w:val="left"/>
-      </w:trPr>
       <w:tcPr>
         <w:tcBorders>
           <w:bottom w:val="single"/>

--- a/posts/biasvariance/index.docx
+++ b/posts/biasvariance/index.docx
@@ -4234,7 +4234,7 @@
       </w:r>
     </w:p>
     <w:bookmarkEnd w:id="21"/>
-    <w:bookmarkStart w:id="23" w:name="references"/>
+    <w:bookmarkStart w:id="22" w:name="references"/>
     <w:p>
       <w:pPr>
         <w:pStyle w:val="Heading2"/>
@@ -4434,63 +4434,10 @@
           <w:b/>
           <w:bCs/>
         </w:rPr>
-        <w:t xml:space="preserve">Share on</w:t>
+        <w:t xml:space="preserve">You may also like</w:t>
       </w:r>
     </w:p>
-    <w:p>
-      <w:pPr>
-        <w:pStyle w:val="BodyText"/>
-      </w:pPr>
-    </w:p>
-    <w:p>
-      <w:pPr>
-        <w:pStyle w:val="BodyText"/>
-      </w:pPr>
-      <w:r>
-        <w:t xml:space="preserve"> </w:t>
-      </w:r>
-    </w:p>
-    <w:p>
-      <w:pPr>
-        <w:pStyle w:val="BodyText"/>
-      </w:pPr>
-    </w:p>
-    <w:p>
-      <w:pPr>
-        <w:pStyle w:val="BodyText"/>
-      </w:pPr>
-      <w:r>
-        <w:t xml:space="preserve"> </w:t>
-      </w:r>
-    </w:p>
-    <w:p>
-      <w:pPr>
-        <w:pStyle w:val="BodyText"/>
-      </w:pPr>
-    </w:p>
-    <w:p>
-      <w:pPr>
-        <w:pStyle w:val="BodyText"/>
-      </w:pPr>
-      <w:r>
-        <w:t xml:space="preserve"> </w:t>
-      </w:r>
-    </w:p>
-    <w:bookmarkStart w:id="22" w:name="fb-root"/>
     <w:bookmarkEnd w:id="22"/>
-    <w:p>
-      <w:pPr>
-        <w:pStyle w:val="BodyText"/>
-      </w:pPr>
-      <w:r>
-        <w:rPr>
-          <w:b/>
-          <w:bCs/>
-        </w:rPr>
-        <w:t xml:space="preserve">You may also like</w:t>
-      </w:r>
-    </w:p>
-    <w:bookmarkEnd w:id="23"/>
     <w:sectPr>
       <w:footnotePr>
         <w:numRestart w:val="eachSect"/>
